--- a/SOP/MANUEL CONTROLE INTERNE DEFINITIF.docx
+++ b/SOP/MANUEL CONTROLE INTERNE DEFINITIF.docx
@@ -6689,25 +6689,7 @@
           <w:sz w:val="27"/>
           <w:szCs w:val="27"/>
         </w:rPr>
-        <w:t xml:space="preserve"> </w:t>
-      </w:r>
-      <w:proofErr w:type="gramStart"/>
-      <w:r>
-        <w:rPr>
-          <w:rFonts w:ascii="CG times" w:hAnsi="CG times"/>
-          <w:sz w:val="27"/>
-          <w:szCs w:val="27"/>
-        </w:rPr>
-        <w:t>S..A.</w:t>
-      </w:r>
-      <w:proofErr w:type="gramEnd"/>
-      <w:r>
-        <w:rPr>
-          <w:rFonts w:ascii="CG times" w:hAnsi="CG times"/>
-          <w:sz w:val="27"/>
-          <w:szCs w:val="27"/>
-        </w:rPr>
-        <w:t xml:space="preserve"> se trouve exposée à des risques potentiels des diverses origines diverses de nature à mettre en cause sa pérennité si ces risques ne sont pas bien gérés</w:t>
+        <w:t xml:space="preserve"> S..A. se trouve exposée à des risques potentiels des diverses origines diverses de nature à mettre en cause sa pérennité si ces risques ne sont pas bien gérés</w:t>
       </w:r>
       <w:r>
         <w:rPr>
@@ -7814,7 +7796,7 @@
           <w:sz w:val="27"/>
           <w:szCs w:val="27"/>
         </w:rPr>
-        <w:t>Vérification de l’identité du demandeur du crédit ((lutte contre le blanchiment) ;</w:t>
+        <w:t>Vérification de l’identité du demandeur du crédit (lutte contre le blanchiment) ;</w:t>
       </w:r>
     </w:p>
     <w:p>
@@ -8571,20 +8553,6 @@
         </w:rPr>
         <w:t>c) Intrants requis : autorisation de décaissement, contrat signé</w:t>
       </w:r>
-    </w:p>
-    <w:p>
-      <w:pPr>
-        <w:spacing w:after="0" w:line="240" w:lineRule="auto"/>
-        <w:ind w:left="1068"/>
-        <w:jc w:val="both"/>
-        <w:rPr>
-          <w:rFonts w:ascii="CG times" w:hAnsi="CG times" w:cs="CG times"/>
-          <w:b/>
-          <w:bCs/>
-          <w:sz w:val="27"/>
-          <w:szCs w:val="27"/>
-        </w:rPr>
-      </w:pPr>
     </w:p>
     <w:p>
       <w:pPr>
